--- a/docs/ecostats_lectures/lecture_13/13_01_lecture_powerpoint.docx
+++ b/docs/ecostats_lectures/lecture_13/13_01_lecture_powerpoint.docx
@@ -1429,7 +1429,7 @@
       <w:r>
         <w:drawing>
           <wp:inline>
-            <wp:extent cx="5943600" cy="3014662"/>
+            <wp:extent cx="6578600" cy="3336741"/>
             <wp:effectExtent b="0" l="0" r="0" t="0"/>
             <wp:docPr descr="" title="" id="74" name="Picture"/>
             <a:graphic>
@@ -1450,7 +1450,7 @@
                   <pic:spPr bwMode="auto">
                     <a:xfrm>
                       <a:off x="0" y="0"/>
-                      <a:ext cx="5943600" cy="3014662"/>
+                      <a:ext cx="6578600" cy="3336741"/>
                     </a:xfrm>
                     <a:prstGeom prst="rect">
                       <a:avLst/>
@@ -2412,7 +2412,7 @@
       <w:r>
         <w:drawing>
           <wp:inline>
-            <wp:extent cx="5943600" cy="3676541"/>
+            <wp:extent cx="6578600" cy="4069333"/>
             <wp:effectExtent b="0" l="0" r="0" t="0"/>
             <wp:docPr descr="" title="" id="96" name="Picture"/>
             <a:graphic>
@@ -2433,7 +2433,7 @@
                   <pic:spPr bwMode="auto">
                     <a:xfrm>
                       <a:off x="0" y="0"/>
-                      <a:ext cx="5943600" cy="3676541"/>
+                      <a:ext cx="6578600" cy="4069333"/>
                     </a:xfrm>
                     <a:prstGeom prst="rect">
                       <a:avLst/>
@@ -2965,7 +2965,7 @@
     <w:bookmarkEnd w:id="114"/>
     <w:sectPr>
       <w:pgSz w:h="15840" w:w="12240"/>
-      <w:pgMar w:bottom="1440" w:footer="720" w:gutter="0" w:header="720" w:left="1440" w:right="1440" w:top="1440"/>
+      <w:pgMar w:bottom="720" w:footer="720" w:gutter="0" w:header="720" w:left="1152" w:right="720" w:top="720"/>
       <w:cols w:space="720"/>
       <w:docGrid w:linePitch="360"/>
     </w:sectPr>
@@ -4414,7 +4414,7 @@
     <w:basedOn w:val="Normal"/>
     <w:next w:val="Normal"/>
     <w:qFormat/>
-    <w:rsid w:val="00BC28E9"/>
+    <w:rsid w:val="00B86ADC"/>
     <w:pPr>
       <w:pBdr>
         <w:top w:color="FF0000" w:space="1" w:sz="8" w:val="single"/>
@@ -4428,14 +4428,14 @@
     </w:pPr>
     <w:rPr>
       <w:rFonts w:ascii="Courier New" w:hAnsi="Courier New"/>
-      <w:sz w:val="18"/>
+      <w:sz w:val="16"/>
     </w:rPr>
   </w:style>
   <w:style w:customStyle="1" w:styleId="SourceCode" w:type="paragraph">
     <w:name w:val="Source Code"/>
     <w:basedOn w:val="Normal"/>
     <w:qFormat/>
-    <w:rsid w:val="00771E03"/>
+    <w:rsid w:val="0018210C"/>
     <w:pPr>
       <w:pBdr>
         <w:top w:color="auto" w:space="1" w:sz="8" w:val="single"/>
@@ -4443,20 +4443,20 @@
         <w:bottom w:color="auto" w:space="1" w:sz="8" w:val="single"/>
         <w:right w:color="auto" w:space="4" w:sz="8" w:val="single"/>
       </w:pBdr>
-      <w:shd w:color="auto" w:fill="auto" w:val="pct15"/>
+      <w:shd w:color="auto" w:fill="auto" w:val="pct5"/>
       <w:spacing w:after="240" w:before="240"/>
       <w:ind w:left="432" w:right="432"/>
     </w:pPr>
     <w:rPr>
       <w:rFonts w:ascii="Courier New" w:hAnsi="Courier New"/>
-      <w:sz w:val="20"/>
+      <w:sz w:val="15"/>
     </w:rPr>
   </w:style>
   <w:style w:customStyle="1" w:styleId="Verbatim" w:type="paragraph">
     <w:name w:val="Verbatim"/>
     <w:basedOn w:val="Normal"/>
     <w:qFormat/>
-    <w:rsid w:val="00771E03"/>
+    <w:rsid w:val="0018210C"/>
     <w:pPr>
       <w:shd w:color="auto" w:fill="auto" w:val="pct15"/>
       <w:spacing w:after="240" w:before="240"/>
@@ -4464,7 +4464,7 @@
     </w:pPr>
     <w:rPr>
       <w:rFonts w:ascii="Courier New" w:hAnsi="Courier New"/>
-      <w:sz w:val="18"/>
+      <w:sz w:val="16"/>
     </w:rPr>
   </w:style>
   <w:style w:customStyle="1" w:styleId="CodeBlock" w:type="paragraph">
@@ -4507,6 +4507,11 @@
     <w:pPr>
       <w:spacing w:after="100"/>
     </w:pPr>
+  </w:style>
+  <w:style w:customStyle="1" w:styleId="Graphic" w:type="paragraph">
+    <w:name w:val="Graphic"/>
+    <w:qFormat/>
+    <w:rsid w:val="00735D8A"/>
   </w:style>
   <w:style w:type="character" w:customStyle="1" w:styleId="KeywordTok">
     <w:name w:val="KeywordTok"/>

--- a/docs/ecostats_lectures/lecture_13/13_01_lecture_powerpoint.docx
+++ b/docs/ecostats_lectures/lecture_13/13_01_lecture_powerpoint.docx
@@ -1561,8 +1561,8 @@
               <m:d>
                 <m:dPr>
                   <m:begChr m:val="("/>
+                  <m:sepChr m:val=""/>
                   <m:endChr m:val=")"/>
-                  <m:sepChr m:val=""/>
                   <m:grow/>
                 </m:dPr>
                 <m:e>
@@ -1792,8 +1792,8 @@
               <m:d>
                 <m:dPr>
                   <m:begChr m:val="("/>
+                  <m:sepChr m:val=""/>
                   <m:endChr m:val=")"/>
-                  <m:sepChr m:val=""/>
                   <m:grow/>
                 </m:dPr>
                 <m:e>
@@ -1902,8 +1902,8 @@
             <m:d>
               <m:dPr>
                 <m:begChr m:val="("/>
+                <m:sepChr m:val=""/>
                 <m:endChr m:val=")"/>
-                <m:sepChr m:val=""/>
                 <m:grow/>
               </m:dPr>
               <m:e>
@@ -2061,8 +2061,8 @@
               <m:d>
                 <m:dPr>
                   <m:begChr m:val="("/>
+                  <m:sepChr m:val=""/>
                   <m:endChr m:val=")"/>
-                  <m:sepChr m:val=""/>
                   <m:grow/>
                 </m:dPr>
                 <m:e>

--- a/docs/ecostats_lectures/lecture_13/13_01_lecture_powerpoint.docx
+++ b/docs/ecostats_lectures/lecture_13/13_01_lecture_powerpoint.docx
@@ -756,7 +756,13 @@
         <w:pStyle w:val="FirstParagraph"/>
       </w:pPr>
       <w:r>
-        <w:t xml:space="preserve">Study on reef fish recruitment: 5 sites (factor A) 6 transects at each site (factor B) replicate observations along each transect</w:t>
+        <w:t xml:space="preserve">Study on reef fish recruitment: 5 sites (factor A) 6 transects at each</w:t>
+      </w:r>
+      <w:r>
+        <w:t xml:space="preserve"> </w:t>
+      </w:r>
+      <w:r>
+        <w:t xml:space="preserve">site (factor B) replicate observations along each transect</w:t>
       </w:r>
     </w:p>
     <w:p>
@@ -1249,7 +1255,13 @@
         </w:numPr>
       </w:pPr>
       <w:r>
-        <w:t xml:space="preserve">q levels of factor B (j= 1…q), nested within each level of A (e.g., 4 - diff. patches per grazing level)</w:t>
+        <w:t xml:space="preserve">q levels of factor B (j= 1…q), nested within each level of A (e.g.,</w:t>
+      </w:r>
+      <w:r>
+        <w:t xml:space="preserve"> </w:t>
+      </w:r>
+      <w:r>
+        <w:t xml:space="preserve">4 - diff. patches per grazing level)</w:t>
       </w:r>
     </w:p>
     <w:p>
@@ -1261,7 +1273,13 @@
         </w:numPr>
       </w:pPr>
       <w:r>
-        <w:t xml:space="preserve">n replicates (k= 1…n) in each combination of A and B (5 replicate - quadrats in each patch in each grazing level)</w:t>
+        <w:t xml:space="preserve">n replicates (k= 1…n) in each combination of A and B (5 replicate -</w:t>
+      </w:r>
+      <w:r>
+        <w:t xml:space="preserve"> </w:t>
+      </w:r>
+      <w:r>
+        <w:t xml:space="preserve">quadrats in each patch in each grazing level)</w:t>
       </w:r>
     </w:p>
     <w:p>
@@ -1652,7 +1670,13 @@
         </w:numPr>
       </w:pPr>
       <w:r>
-        <w:t xml:space="preserve">value of the k-th replicate in j-th level of B in the i-th level of A</w:t>
+        <w:t xml:space="preserve">value of the k-th replicate in j-th level of B in the i-th level</w:t>
+      </w:r>
+      <w:r>
+        <w:t xml:space="preserve"> </w:t>
+      </w:r>
+      <w:r>
+        <w:t xml:space="preserve">of A</w:t>
       </w:r>
     </w:p>
     <w:p>
@@ -1664,7 +1688,13 @@
         </w:numPr>
       </w:pPr>
       <w:r>
-        <w:t xml:space="preserve">(algal biomass in 3rd quadrat, in 2nd patch in low grazing treatment)</w:t>
+        <w:t xml:space="preserve">(algal biomass in 3rd quadrat, in 2nd patch in low grazing</w:t>
+      </w:r>
+      <w:r>
+        <w:t xml:space="preserve"> </w:t>
+      </w:r>
+      <w:r>
+        <w:t xml:space="preserve">treatment)</w:t>
       </w:r>
     </w:p>
     <w:p>
@@ -1877,7 +1907,13 @@
         </w:numPr>
       </w:pPr>
       <w:r>
-        <w:t xml:space="preserve">(difference between average biomass in all low grazing level quadrats and overall mean)</w:t>
+        <w:t xml:space="preserve">(difference between average biomass in all low grazing level</w:t>
+      </w:r>
+      <w:r>
+        <w:t xml:space="preserve"> </w:t>
+      </w:r>
+      <w:r>
+        <w:t xml:space="preserve">quadrats and overall mean)</w:t>
       </w:r>
     </w:p>
     <w:p>
@@ -1933,7 +1969,13 @@
         <w:t xml:space="preserve"> </w:t>
       </w:r>
       <w:r>
-        <w:t xml:space="preserve">nested within factor</w:t>
+        <w:t xml:space="preserve">nested within</w:t>
+      </w:r>
+      <w:r>
+        <w:t xml:space="preserve"> </w:t>
+      </w:r>
+      <w:r>
+        <w:t xml:space="preserve">factor</w:t>
       </w:r>
       <w:r>
         <w:t xml:space="preserve"> </w:t>
@@ -1953,7 +1995,13 @@
         </w:numPr>
       </w:pPr>
       <w:r>
-        <w:t xml:space="preserve">usually random variable, measuring variance among all possible levels of B within each level of A</w:t>
+        <w:t xml:space="preserve">usually random variable, measuring variance among all possible</w:t>
+      </w:r>
+      <w:r>
+        <w:t xml:space="preserve"> </w:t>
+      </w:r>
+      <w:r>
+        <w:t xml:space="preserve">levels of B within each level of A</w:t>
       </w:r>
     </w:p>
     <w:p>
@@ -1965,7 +2013,13 @@
         </w:numPr>
       </w:pPr>
       <w:r>
-        <w:t xml:space="preserve">(variance among all possible patches that may have been used in the low grazing treatment)</w:t>
+        <w:t xml:space="preserve">(variance among all possible patches that may have been used in the</w:t>
+      </w:r>
+      <w:r>
+        <w:t xml:space="preserve"> </w:t>
+      </w:r>
+      <w:r>
+        <w:t xml:space="preserve">low grazing treatment)</w:t>
       </w:r>
     </w:p>
     <w:bookmarkEnd w:id="79"/>
@@ -2156,7 +2210,13 @@
         </w:numPr>
       </w:pPr>
       <w:r>
-        <w:t xml:space="preserve">unexplained variance associated with the kth replicate in jth level of B in the ith level of A</w:t>
+        <w:t xml:space="preserve">unexplained variance associated with the kth replicate in jth level</w:t>
+      </w:r>
+      <w:r>
+        <w:t xml:space="preserve"> </w:t>
+      </w:r>
+      <w:r>
+        <w:t xml:space="preserve">of B in the ith level of A</w:t>
       </w:r>
     </w:p>
     <w:p>
@@ -2168,7 +2228,19 @@
         </w:numPr>
       </w:pPr>
       <w:r>
-        <w:t xml:space="preserve">(difference bw observed algal biomass in 3rd quadrat in 2nd patch in low grazing treatment and predicted biomass - average biomass in 2nd patch in low grazing treatment)</w:t>
+        <w:t xml:space="preserve">(difference bw observed algal biomass in 3rd quadrat in 2nd patch in</w:t>
+      </w:r>
+      <w:r>
+        <w:t xml:space="preserve"> </w:t>
+      </w:r>
+      <w:r>
+        <w:t xml:space="preserve">low grazing treatment and predicted biomass - average biomass in 2nd</w:t>
+      </w:r>
+      <w:r>
+        <w:t xml:space="preserve"> </w:t>
+      </w:r>
+      <w:r>
+        <w:t xml:space="preserve">patch in low grazing treatment)</w:t>
       </w:r>
     </w:p>
     <w:bookmarkEnd w:id="81"/>
@@ -2187,7 +2259,13 @@
         <w:pStyle w:val="FirstParagraph"/>
       </w:pPr>
       <w:r>
-        <w:t xml:space="preserve">As before, partition the variance in the response variable using SS SSA is SS of differences between means in each level of A and overall mean</w:t>
+        <w:t xml:space="preserve">As before, partition the variance in the response variable using SS SSA</w:t>
+      </w:r>
+      <w:r>
+        <w:t xml:space="preserve"> </w:t>
+      </w:r>
+      <w:r>
+        <w:t xml:space="preserve">is SS of differences between means in each level of A and overall mean</w:t>
       </w:r>
     </w:p>
     <w:p>
@@ -2252,7 +2330,13 @@
         <w:pStyle w:val="FirstParagraph"/>
       </w:pPr>
       <w:r>
-        <w:t xml:space="preserve">SSB is SS of difference between means in each level of B and the mean of corresponding level of A summed across levels of A</w:t>
+        <w:t xml:space="preserve">SSB is SS of difference between means in each level of B and the mean of</w:t>
+      </w:r>
+      <w:r>
+        <w:t xml:space="preserve"> </w:t>
+      </w:r>
+      <w:r>
+        <w:t xml:space="preserve">corresponding level of A summed across levels of A</w:t>
       </w:r>
     </w:p>
     <w:p>
@@ -2321,7 +2405,13 @@
         </w:numPr>
       </w:pPr>
       <w:r>
-        <w:t xml:space="preserve">SSresid is difference bw each observation and mean for its level of factor B, summed over all observations</w:t>
+        <w:t xml:space="preserve">SSresid is difference bw each observation and mean for its level of</w:t>
+      </w:r>
+      <w:r>
+        <w:t xml:space="preserve"> </w:t>
+      </w:r>
+      <w:r>
+        <w:t xml:space="preserve">factor B, summed over all observations</w:t>
       </w:r>
     </w:p>
     <w:p>
@@ -2515,7 +2605,13 @@
         </w:numPr>
       </w:pPr>
       <w:r>
-        <w:t xml:space="preserve">Same as in 1-factor ANOVA, using means from B factors nested within each - level of A</w:t>
+        <w:t xml:space="preserve">Same as in 1-factor ANOVA, using means from B factors nested within</w:t>
+      </w:r>
+      <w:r>
+        <w:t xml:space="preserve"> </w:t>
+      </w:r>
+      <w:r>
+        <w:t xml:space="preserve">each - level of A</w:t>
       </w:r>
     </w:p>
     <w:p>
@@ -2527,7 +2623,13 @@
         </w:numPr>
       </w:pPr>
       <w:r>
-        <w:t xml:space="preserve">(no difference in algal biomass across all levels of grazing: µnone= - µlow= µmed= µhigh)</w:t>
+        <w:t xml:space="preserve">(no difference in algal biomass across all levels of grazing:</w:t>
+      </w:r>
+      <w:r>
+        <w:t xml:space="preserve"> </w:t>
+      </w:r>
+      <w:r>
+        <w:t xml:space="preserve">µnone= - µlow= µmed= µhigh)</w:t>
       </w:r>
     </w:p>
     <w:p>
@@ -2628,7 +2730,13 @@
         </w:numPr>
       </w:pPr>
       <w:r>
-        <w:t xml:space="preserve">Ho(B): σβ2= 0 (no variance added due to differences between all possible - levels of B)</w:t>
+        <w:t xml:space="preserve">Ho(B): σβ2= 0 (no variance added due to differences between all</w:t>
+      </w:r>
+      <w:r>
+        <w:t xml:space="preserve"> </w:t>
+      </w:r>
+      <w:r>
+        <w:t xml:space="preserve">possible - levels of B)</w:t>
       </w:r>
     </w:p>
     <w:p>
@@ -2717,7 +2825,19 @@
         <w:pStyle w:val="BodyText"/>
       </w:pPr>
       <w:r>
-        <w:t xml:space="preserve">“significant variation between replicate patches within each treatment, but no significant difference in amount of filamentous algae between treatments”</w:t>
+        <w:t xml:space="preserve">“significant variation between replicate patches within each treatment,</w:t>
+      </w:r>
+      <w:r>
+        <w:t xml:space="preserve"> </w:t>
+      </w:r>
+      <w:r>
+        <w:t xml:space="preserve">but no significant difference in amount of filamentous algae between</w:t>
+      </w:r>
+      <w:r>
+        <w:t xml:space="preserve"> </w:t>
+      </w:r>
+      <w:r>
+        <w:t xml:space="preserve">treatments”</w:t>
       </w:r>
     </w:p>
     <w:p>
@@ -2814,7 +2934,13 @@
         <w:pStyle w:val="FirstParagraph"/>
       </w:pPr>
       <w:r>
-        <w:t xml:space="preserve">Not a problem, unless have unequal variance or large deviation from - normality</w:t>
+        <w:t xml:space="preserve">Not a problem, unless have unequal variance or large deviation from -</w:t>
+      </w:r>
+      <w:r>
+        <w:t xml:space="preserve"> </w:t>
+      </w:r>
+      <w:r>
+        <w:t xml:space="preserve">normality</w:t>
       </w:r>
     </w:p>
     <w:p>
@@ -2935,7 +3061,19 @@
         </w:numPr>
       </w:pPr>
       <w:r>
-        <w:t xml:space="preserve">Since means for each level of B within each A are used for the H-test about A, need to assess whether those means meet normality and equal variance</w:t>
+        <w:t xml:space="preserve">Since means for each level of B within each A are used for the</w:t>
+      </w:r>
+      <w:r>
+        <w:t xml:space="preserve"> </w:t>
+      </w:r>
+      <w:r>
+        <w:t xml:space="preserve">H-test about A, need to assess whether those means meet normality</w:t>
+      </w:r>
+      <w:r>
+        <w:t xml:space="preserve"> </w:t>
+      </w:r>
+      <w:r>
+        <w:t xml:space="preserve">and equal variance</w:t>
       </w:r>
     </w:p>
     <w:p>

--- a/docs/ecostats_lectures/lecture_13/13_01_lecture_powerpoint.docx
+++ b/docs/ecostats_lectures/lecture_13/13_01_lecture_powerpoint.docx
@@ -7,7 +7,7 @@
         <w:pStyle w:val="Title"/>
       </w:pPr>
       <w:r>
-        <w:t xml:space="preserve">Lecture 13 - Multifactor ANOVA</w:t>
+        <w:t xml:space="preserve">Lecture 13 - Nested ANOVA</w:t>
       </w:r>
     </w:p>
     <w:p>
@@ -126,7 +126,7 @@
       <w:r>
         <w:drawing>
           <wp:inline>
-            <wp:extent cx="4000500" cy="5968383"/>
+            <wp:extent cx="2324100" cy="3467346"/>
             <wp:effectExtent b="0" l="0" r="0" t="0"/>
             <wp:docPr descr="" title="" id="21" name="Picture"/>
             <a:graphic>
@@ -147,7 +147,7 @@
                   <pic:spPr bwMode="auto">
                     <a:xfrm>
                       <a:off x="0" y="0"/>
-                      <a:ext cx="4000500" cy="5968383"/>
+                      <a:ext cx="2324100" cy="3467346"/>
                     </a:xfrm>
                     <a:prstGeom prst="rect">
                       <a:avLst/>
@@ -255,7 +255,7 @@
       <w:r>
         <w:drawing>
           <wp:inline>
-            <wp:extent cx="4762500" cy="7854739"/>
+            <wp:extent cx="1562100" cy="2576354"/>
             <wp:effectExtent b="0" l="0" r="0" t="0"/>
             <wp:docPr descr="" title="" id="25" name="Picture"/>
             <a:graphic>
@@ -276,7 +276,7 @@
                   <pic:spPr bwMode="auto">
                     <a:xfrm>
                       <a:off x="0" y="0"/>
-                      <a:ext cx="4762500" cy="7854739"/>
+                      <a:ext cx="1562100" cy="2576354"/>
                     </a:xfrm>
                     <a:prstGeom prst="rect">
                       <a:avLst/>
@@ -344,7 +344,7 @@
       <w:r>
         <w:drawing>
           <wp:inline>
-            <wp:extent cx="4762500" cy="8086473"/>
+            <wp:extent cx="2228850" cy="3784469"/>
             <wp:effectExtent b="0" l="0" r="0" t="0"/>
             <wp:docPr descr="" title="" id="29" name="Picture"/>
             <a:graphic>
@@ -365,7 +365,7 @@
                   <pic:spPr bwMode="auto">
                     <a:xfrm>
                       <a:off x="0" y="0"/>
-                      <a:ext cx="4762500" cy="8086473"/>
+                      <a:ext cx="2228850" cy="3784469"/>
                     </a:xfrm>
                     <a:prstGeom prst="rect">
                       <a:avLst/>
